--- a/House Notes (Internal)/HN_ Paradise.docx
+++ b/House Notes (Internal)/HN_ Paradise.docx
@@ -28,6 +28,7 @@
         <w:spacing w:after="30" w:before="30" w:lineRule="auto"/>
         <w:rPr>
           <w:rFonts w:ascii="Roboto" w:cs="Roboto" w:eastAsia="Roboto" w:hAnsi="Roboto"/>
+          <w:color w:val="ff0000"/>
           <w:sz w:val="24"/>
           <w:szCs w:val="24"/>
         </w:rPr>
@@ -45,458 +46,6 @@
         <w:rPr>
           <w:rtl w:val="0"/>
         </w:rPr>
-      </w:r>
-    </w:p>
-    <w:p>
-      <w:pPr>
-        <w:spacing w:after="30" w:before="30" w:lineRule="auto"/>
-        <w:rPr>
-          <w:rFonts w:ascii="Roboto" w:cs="Roboto" w:eastAsia="Roboto" w:hAnsi="Roboto"/>
-          <w:sz w:val="24"/>
-          <w:szCs w:val="24"/>
-        </w:rPr>
-      </w:pPr>
-      <w:r>
-        <w:rPr>
-          <w:rtl w:val="0"/>
-        </w:rPr>
-      </w:r>
-    </w:p>
-    <w:p>
-      <w:pPr>
-        <w:spacing w:after="30" w:before="30" w:lineRule="auto"/>
-        <w:rPr>
-          <w:rFonts w:ascii="Roboto" w:cs="Roboto" w:eastAsia="Roboto" w:hAnsi="Roboto"/>
-          <w:sz w:val="24"/>
-          <w:szCs w:val="24"/>
-        </w:rPr>
-      </w:pPr>
-      <w:r>
-        <w:rPr>
-          <w:rtl w:val="0"/>
-        </w:rPr>
-      </w:r>
-    </w:p>
-    <w:p>
-      <w:pPr>
-        <w:pStyle w:val="Heading1"/>
-        <w:rPr>
-          <w:rFonts w:ascii="Roboto" w:cs="Roboto" w:eastAsia="Roboto" w:hAnsi="Roboto"/>
-          <w:color w:val="ff0000"/>
-          <w:sz w:val="24"/>
-          <w:szCs w:val="24"/>
-        </w:rPr>
-      </w:pPr>
-      <w:bookmarkStart w:colFirst="0" w:colLast="0" w:name="_lwcz9chs7fry" w:id="0"/>
-      <w:bookmarkEnd w:id="0"/>
-      <w:r>
-        <w:rPr>
-          <w:color w:val="ff0000"/>
-          <w:rtl w:val="0"/>
-        </w:rPr>
-        <w:t xml:space="preserve">Property Inspection Log: </w:t>
-      </w:r>
-      <w:r>
-        <w:rPr>
-          <w:rtl w:val="0"/>
-        </w:rPr>
-      </w:r>
-    </w:p>
-    <w:p>
-      <w:pPr>
-        <w:rPr>
-          <w:rFonts w:ascii="Roboto" w:cs="Roboto" w:eastAsia="Roboto" w:hAnsi="Roboto"/>
-          <w:b w:val="1"/>
-          <w:color w:val="ff0000"/>
-          <w:sz w:val="24"/>
-          <w:szCs w:val="24"/>
-        </w:rPr>
-      </w:pPr>
-      <w:r>
-        <w:rPr>
-          <w:rtl w:val="0"/>
-        </w:rPr>
-      </w:r>
-    </w:p>
-    <w:p>
-      <w:pPr>
-        <w:rPr>
-          <w:rFonts w:ascii="Roboto" w:cs="Roboto" w:eastAsia="Roboto" w:hAnsi="Roboto"/>
-          <w:color w:val="ff0000"/>
-          <w:sz w:val="24"/>
-          <w:szCs w:val="24"/>
-        </w:rPr>
-      </w:pPr>
-      <w:r>
-        <w:rPr>
-          <w:rFonts w:ascii="Roboto" w:cs="Roboto" w:eastAsia="Roboto" w:hAnsi="Roboto"/>
-          <w:b w:val="1"/>
-          <w:color w:val="ff0000"/>
-          <w:sz w:val="24"/>
-          <w:szCs w:val="24"/>
-          <w:rtl w:val="0"/>
-        </w:rPr>
-        <w:t xml:space="preserve">Date of Notes:</w:t>
-      </w:r>
-      <w:r>
-        <w:rPr>
-          <w:rFonts w:ascii="Roboto" w:cs="Roboto" w:eastAsia="Roboto" w:hAnsi="Roboto"/>
-          <w:color w:val="ff0000"/>
-          <w:sz w:val="24"/>
-          <w:szCs w:val="24"/>
-          <w:rtl w:val="0"/>
-        </w:rPr>
-        <w:t xml:space="preserve"> XX</w:t>
-      </w:r>
-    </w:p>
-    <w:p>
-      <w:pPr>
-        <w:rPr>
-          <w:rFonts w:ascii="Roboto" w:cs="Roboto" w:eastAsia="Roboto" w:hAnsi="Roboto"/>
-          <w:color w:val="ff0000"/>
-          <w:sz w:val="24"/>
-          <w:szCs w:val="24"/>
-        </w:rPr>
-      </w:pPr>
-      <w:r>
-        <w:rPr>
-          <w:rFonts w:ascii="Roboto" w:cs="Roboto" w:eastAsia="Roboto" w:hAnsi="Roboto"/>
-          <w:b w:val="1"/>
-          <w:color w:val="ff0000"/>
-          <w:sz w:val="24"/>
-          <w:szCs w:val="24"/>
-          <w:rtl w:val="0"/>
-        </w:rPr>
-        <w:t xml:space="preserve">Next Inspection Scheduled:</w:t>
-      </w:r>
-      <w:r>
-        <w:rPr>
-          <w:rFonts w:ascii="Roboto" w:cs="Roboto" w:eastAsia="Roboto" w:hAnsi="Roboto"/>
-          <w:color w:val="ff0000"/>
-          <w:sz w:val="24"/>
-          <w:szCs w:val="24"/>
-          <w:rtl w:val="0"/>
-        </w:rPr>
-        <w:t xml:space="preserve"> XX</w:t>
-      </w:r>
-    </w:p>
-    <w:p>
-      <w:pPr>
-        <w:numPr>
-          <w:ilvl w:val="0"/>
-          <w:numId w:val="13"/>
-        </w:numPr>
-        <w:spacing w:after="0" w:afterAutospacing="0" w:before="240" w:lineRule="auto"/>
-        <w:ind w:left="720" w:hanging="360"/>
-        <w:rPr>
-          <w:rFonts w:ascii="Roboto" w:cs="Roboto" w:eastAsia="Roboto" w:hAnsi="Roboto"/>
-          <w:color w:val="ff0000"/>
-          <w:sz w:val="24"/>
-          <w:szCs w:val="24"/>
-        </w:rPr>
-      </w:pPr>
-      <w:r>
-        <w:rPr>
-          <w:rFonts w:ascii="Roboto" w:cs="Roboto" w:eastAsia="Roboto" w:hAnsi="Roboto"/>
-          <w:color w:val="ff0000"/>
-          <w:sz w:val="24"/>
-          <w:szCs w:val="24"/>
-          <w:rtl w:val="0"/>
-        </w:rPr>
-        <w:t xml:space="preserve">Need new: </w:t>
-      </w:r>
-    </w:p>
-    <w:p>
-      <w:pPr>
-        <w:numPr>
-          <w:ilvl w:val="1"/>
-          <w:numId w:val="13"/>
-        </w:numPr>
-        <w:spacing w:after="0" w:afterAutospacing="0" w:before="0" w:beforeAutospacing="0" w:lineRule="auto"/>
-        <w:ind w:left="1440" w:hanging="360"/>
-        <w:rPr>
-          <w:rFonts w:ascii="Roboto" w:cs="Roboto" w:eastAsia="Roboto" w:hAnsi="Roboto"/>
-          <w:color w:val="ff0000"/>
-          <w:sz w:val="24"/>
-          <w:szCs w:val="24"/>
-        </w:rPr>
-      </w:pPr>
-      <w:r>
-        <w:rPr>
-          <w:rFonts w:ascii="Roboto" w:cs="Roboto" w:eastAsia="Roboto" w:hAnsi="Roboto"/>
-          <w:color w:val="ff0000"/>
-          <w:sz w:val="24"/>
-          <w:szCs w:val="24"/>
-          <w:rtl w:val="0"/>
-        </w:rPr>
-        <w:t xml:space="preserve">Knife block</w:t>
-      </w:r>
-    </w:p>
-    <w:p>
-      <w:pPr>
-        <w:numPr>
-          <w:ilvl w:val="1"/>
-          <w:numId w:val="13"/>
-        </w:numPr>
-        <w:spacing w:after="0" w:afterAutospacing="0" w:before="0" w:beforeAutospacing="0" w:lineRule="auto"/>
-        <w:ind w:left="1440" w:hanging="360"/>
-        <w:rPr>
-          <w:rFonts w:ascii="Roboto" w:cs="Roboto" w:eastAsia="Roboto" w:hAnsi="Roboto"/>
-          <w:color w:val="ff0000"/>
-          <w:sz w:val="24"/>
-          <w:szCs w:val="24"/>
-        </w:rPr>
-      </w:pPr>
-      <w:r>
-        <w:rPr>
-          <w:rFonts w:ascii="Roboto" w:cs="Roboto" w:eastAsia="Roboto" w:hAnsi="Roboto"/>
-          <w:color w:val="ff0000"/>
-          <w:sz w:val="24"/>
-          <w:szCs w:val="24"/>
-          <w:rtl w:val="0"/>
-        </w:rPr>
-        <w:t xml:space="preserve">Better pans</w:t>
-      </w:r>
-    </w:p>
-    <w:p>
-      <w:pPr>
-        <w:numPr>
-          <w:ilvl w:val="1"/>
-          <w:numId w:val="13"/>
-        </w:numPr>
-        <w:spacing w:after="0" w:afterAutospacing="0" w:before="0" w:beforeAutospacing="0" w:lineRule="auto"/>
-        <w:ind w:left="1440" w:hanging="360"/>
-        <w:rPr>
-          <w:rFonts w:ascii="Roboto" w:cs="Roboto" w:eastAsia="Roboto" w:hAnsi="Roboto"/>
-          <w:color w:val="ff0000"/>
-          <w:sz w:val="24"/>
-          <w:szCs w:val="24"/>
-        </w:rPr>
-      </w:pPr>
-      <w:r>
-        <w:rPr>
-          <w:rFonts w:ascii="Roboto" w:cs="Roboto" w:eastAsia="Roboto" w:hAnsi="Roboto"/>
-          <w:color w:val="ff0000"/>
-          <w:sz w:val="24"/>
-          <w:szCs w:val="24"/>
-          <w:rtl w:val="0"/>
-        </w:rPr>
-        <w:t xml:space="preserve">Baking sheet</w:t>
-      </w:r>
-    </w:p>
-    <w:p>
-      <w:pPr>
-        <w:numPr>
-          <w:ilvl w:val="1"/>
-          <w:numId w:val="13"/>
-        </w:numPr>
-        <w:spacing w:after="0" w:afterAutospacing="0" w:before="0" w:beforeAutospacing="0" w:lineRule="auto"/>
-        <w:ind w:left="1440" w:hanging="360"/>
-        <w:rPr>
-          <w:rFonts w:ascii="Roboto" w:cs="Roboto" w:eastAsia="Roboto" w:hAnsi="Roboto"/>
-          <w:color w:val="ff0000"/>
-          <w:sz w:val="24"/>
-          <w:szCs w:val="24"/>
-        </w:rPr>
-      </w:pPr>
-      <w:r>
-        <w:rPr>
-          <w:rFonts w:ascii="Roboto" w:cs="Roboto" w:eastAsia="Roboto" w:hAnsi="Roboto"/>
-          <w:color w:val="ff0000"/>
-          <w:sz w:val="24"/>
-          <w:szCs w:val="24"/>
-          <w:rtl w:val="0"/>
-        </w:rPr>
-        <w:t xml:space="preserve">Coffee restock</w:t>
-      </w:r>
-    </w:p>
-    <w:p>
-      <w:pPr>
-        <w:numPr>
-          <w:ilvl w:val="0"/>
-          <w:numId w:val="13"/>
-        </w:numPr>
-        <w:spacing w:after="0" w:afterAutospacing="0" w:before="0" w:beforeAutospacing="0" w:lineRule="auto"/>
-        <w:ind w:left="720" w:hanging="360"/>
-        <w:rPr>
-          <w:rFonts w:ascii="Roboto" w:cs="Roboto" w:eastAsia="Roboto" w:hAnsi="Roboto"/>
-          <w:color w:val="ff0000"/>
-          <w:sz w:val="24"/>
-          <w:szCs w:val="24"/>
-          <w:u w:val="none"/>
-        </w:rPr>
-      </w:pPr>
-      <w:r>
-        <w:rPr>
-          <w:rFonts w:ascii="Roboto" w:cs="Roboto" w:eastAsia="Roboto" w:hAnsi="Roboto"/>
-          <w:color w:val="ff0000"/>
-          <w:sz w:val="24"/>
-          <w:szCs w:val="24"/>
-          <w:rtl w:val="0"/>
-        </w:rPr>
-        <w:t xml:space="preserve">Sugar holder </w:t>
-      </w:r>
-    </w:p>
-    <w:p>
-      <w:pPr>
-        <w:numPr>
-          <w:ilvl w:val="0"/>
-          <w:numId w:val="13"/>
-        </w:numPr>
-        <w:spacing w:after="0" w:afterAutospacing="0" w:before="0" w:beforeAutospacing="0" w:lineRule="auto"/>
-        <w:ind w:left="720" w:hanging="360"/>
-        <w:rPr>
-          <w:rFonts w:ascii="Roboto" w:cs="Roboto" w:eastAsia="Roboto" w:hAnsi="Roboto"/>
-          <w:color w:val="ff0000"/>
-          <w:sz w:val="24"/>
-          <w:szCs w:val="24"/>
-          <w:u w:val="none"/>
-        </w:rPr>
-      </w:pPr>
-      <w:r>
-        <w:rPr>
-          <w:rFonts w:ascii="Roboto" w:cs="Roboto" w:eastAsia="Roboto" w:hAnsi="Roboto"/>
-          <w:color w:val="ff0000"/>
-          <w:sz w:val="24"/>
-          <w:szCs w:val="24"/>
-          <w:rtl w:val="0"/>
-        </w:rPr>
-        <w:t xml:space="preserve">Fix blinds. </w:t>
-      </w:r>
-    </w:p>
-    <w:p>
-      <w:pPr>
-        <w:numPr>
-          <w:ilvl w:val="0"/>
-          <w:numId w:val="13"/>
-        </w:numPr>
-        <w:spacing w:after="0" w:afterAutospacing="0" w:before="0" w:beforeAutospacing="0" w:lineRule="auto"/>
-        <w:ind w:left="720" w:hanging="360"/>
-        <w:rPr>
-          <w:rFonts w:ascii="Roboto" w:cs="Roboto" w:eastAsia="Roboto" w:hAnsi="Roboto"/>
-          <w:color w:val="ff0000"/>
-          <w:sz w:val="24"/>
-          <w:szCs w:val="24"/>
-          <w:u w:val="none"/>
-        </w:rPr>
-      </w:pPr>
-      <w:r>
-        <w:rPr>
-          <w:rFonts w:ascii="Roboto" w:cs="Roboto" w:eastAsia="Roboto" w:hAnsi="Roboto"/>
-          <w:color w:val="ff0000"/>
-          <w:sz w:val="24"/>
-          <w:szCs w:val="24"/>
-          <w:rtl w:val="0"/>
-        </w:rPr>
-        <w:t xml:space="preserve">Place pool remote inside</w:t>
-      </w:r>
-    </w:p>
-    <w:p>
-      <w:pPr>
-        <w:numPr>
-          <w:ilvl w:val="0"/>
-          <w:numId w:val="13"/>
-        </w:numPr>
-        <w:spacing w:after="0" w:afterAutospacing="0" w:before="0" w:beforeAutospacing="0" w:lineRule="auto"/>
-        <w:ind w:left="720" w:hanging="360"/>
-        <w:rPr>
-          <w:rFonts w:ascii="Roboto" w:cs="Roboto" w:eastAsia="Roboto" w:hAnsi="Roboto"/>
-          <w:color w:val="ff0000"/>
-          <w:sz w:val="24"/>
-          <w:szCs w:val="24"/>
-          <w:u w:val="none"/>
-        </w:rPr>
-      </w:pPr>
-      <w:r>
-        <w:rPr>
-          <w:rFonts w:ascii="Roboto" w:cs="Roboto" w:eastAsia="Roboto" w:hAnsi="Roboto"/>
-          <w:color w:val="ff0000"/>
-          <w:sz w:val="24"/>
-          <w:szCs w:val="24"/>
-          <w:rtl w:val="0"/>
-        </w:rPr>
-        <w:t xml:space="preserve">Do walk through + feedback to W&amp;G</w:t>
-      </w:r>
-    </w:p>
-    <w:p>
-      <w:pPr>
-        <w:numPr>
-          <w:ilvl w:val="0"/>
-          <w:numId w:val="13"/>
-        </w:numPr>
-        <w:spacing w:after="0" w:afterAutospacing="0" w:before="0" w:beforeAutospacing="0" w:lineRule="auto"/>
-        <w:ind w:left="720" w:hanging="360"/>
-        <w:rPr>
-          <w:rFonts w:ascii="Roboto" w:cs="Roboto" w:eastAsia="Roboto" w:hAnsi="Roboto"/>
-          <w:color w:val="ff0000"/>
-          <w:sz w:val="24"/>
-          <w:szCs w:val="24"/>
-          <w:u w:val="none"/>
-        </w:rPr>
-      </w:pPr>
-      <w:r>
-        <w:rPr>
-          <w:rFonts w:ascii="Roboto" w:cs="Roboto" w:eastAsia="Roboto" w:hAnsi="Roboto"/>
-          <w:color w:val="ff0000"/>
-          <w:sz w:val="24"/>
-          <w:szCs w:val="24"/>
-          <w:rtl w:val="0"/>
-        </w:rPr>
-        <w:t xml:space="preserve">Bulbs outside lights don’t work </w:t>
-      </w:r>
-    </w:p>
-    <w:p>
-      <w:pPr>
-        <w:numPr>
-          <w:ilvl w:val="0"/>
-          <w:numId w:val="13"/>
-        </w:numPr>
-        <w:spacing w:after="0" w:afterAutospacing="0" w:before="0" w:beforeAutospacing="0" w:lineRule="auto"/>
-        <w:ind w:left="720" w:hanging="360"/>
-        <w:rPr>
-          <w:rFonts w:ascii="Roboto" w:cs="Roboto" w:eastAsia="Roboto" w:hAnsi="Roboto"/>
-          <w:color w:val="ff0000"/>
-          <w:sz w:val="24"/>
-          <w:szCs w:val="24"/>
-          <w:u w:val="none"/>
-        </w:rPr>
-      </w:pPr>
-      <w:r>
-        <w:rPr>
-          <w:rFonts w:ascii="Roboto" w:cs="Roboto" w:eastAsia="Roboto" w:hAnsi="Roboto"/>
-          <w:color w:val="ff0000"/>
-          <w:sz w:val="24"/>
-          <w:szCs w:val="24"/>
-          <w:rtl w:val="0"/>
-        </w:rPr>
-        <w:t xml:space="preserve">Create touchstay guide</w:t>
-      </w:r>
-    </w:p>
-    <w:p>
-      <w:pPr>
-        <w:numPr>
-          <w:ilvl w:val="0"/>
-          <w:numId w:val="13"/>
-        </w:numPr>
-        <w:spacing w:after="240" w:before="0" w:beforeAutospacing="0" w:lineRule="auto"/>
-        <w:ind w:left="720" w:hanging="360"/>
-        <w:rPr>
-          <w:rFonts w:ascii="Roboto" w:cs="Roboto" w:eastAsia="Roboto" w:hAnsi="Roboto"/>
-          <w:color w:val="ff0000"/>
-          <w:sz w:val="24"/>
-          <w:szCs w:val="24"/>
-          <w:u w:val="none"/>
-        </w:rPr>
-      </w:pPr>
-      <w:r>
-        <w:rPr>
-          <w:rFonts w:ascii="Roboto" w:cs="Roboto" w:eastAsia="Roboto" w:hAnsi="Roboto"/>
-          <w:color w:val="ff0000"/>
-          <w:sz w:val="24"/>
-          <w:szCs w:val="24"/>
-          <w:rtl w:val="0"/>
-        </w:rPr>
-        <w:t xml:space="preserve">RE light switches: They are all dimmable switches . Hold down to turn on/control</w:t>
       </w:r>
     </w:p>
     <w:p>
@@ -1286,8 +835,8 @@
         <w:spacing w:after="80" w:lineRule="auto"/>
         <w:rPr/>
       </w:pPr>
-      <w:bookmarkStart w:colFirst="0" w:colLast="0" w:name="_wimg2tg1mtmp" w:id="1"/>
-      <w:bookmarkEnd w:id="1"/>
+      <w:bookmarkStart w:colFirst="0" w:colLast="0" w:name="_wimg2tg1mtmp" w:id="0"/>
+      <w:bookmarkEnd w:id="0"/>
       <w:r>
         <w:rPr>
           <w:rtl w:val="0"/>
@@ -1351,8 +900,8 @@
           <w:szCs w:val="24"/>
         </w:rPr>
       </w:pPr>
-      <w:bookmarkStart w:colFirst="0" w:colLast="0" w:name="_z33f7tdg212s" w:id="2"/>
-      <w:bookmarkEnd w:id="2"/>
+      <w:bookmarkStart w:colFirst="0" w:colLast="0" w:name="_z33f7tdg212s" w:id="1"/>
+      <w:bookmarkEnd w:id="1"/>
       <w:r>
         <w:rPr>
           <w:rtl w:val="0"/>
@@ -1590,8 +1139,8 @@
         <w:spacing w:after="80" w:lineRule="auto"/>
         <w:rPr/>
       </w:pPr>
-      <w:bookmarkStart w:colFirst="0" w:colLast="0" w:name="_a93jybac0rcb" w:id="3"/>
-      <w:bookmarkEnd w:id="3"/>
+      <w:bookmarkStart w:colFirst="0" w:colLast="0" w:name="_a93jybac0rcb" w:id="2"/>
+      <w:bookmarkEnd w:id="2"/>
       <w:r>
         <w:rPr>
           <w:rtl w:val="0"/>
@@ -1838,8 +1387,8 @@
         <w:spacing w:after="80" w:lineRule="auto"/>
         <w:rPr/>
       </w:pPr>
-      <w:bookmarkStart w:colFirst="0" w:colLast="0" w:name="_ktacufr28mb9" w:id="4"/>
-      <w:bookmarkEnd w:id="4"/>
+      <w:bookmarkStart w:colFirst="0" w:colLast="0" w:name="_ktacufr28mb9" w:id="3"/>
+      <w:bookmarkEnd w:id="3"/>
       <w:r>
         <w:rPr>
           <w:rtl w:val="0"/>
@@ -1863,8 +1412,8 @@
           <w:color w:val="000000"/>
         </w:rPr>
       </w:pPr>
-      <w:bookmarkStart w:colFirst="0" w:colLast="0" w:name="_3w87iifq4mgx" w:id="5"/>
-      <w:bookmarkEnd w:id="5"/>
+      <w:bookmarkStart w:colFirst="0" w:colLast="0" w:name="_3w87iifq4mgx" w:id="4"/>
+      <w:bookmarkEnd w:id="4"/>
       <w:r>
         <w:rPr>
           <w:rtl w:val="0"/>
@@ -1980,8 +1529,8 @@
         <w:pStyle w:val="Heading3"/>
         <w:rPr/>
       </w:pPr>
-      <w:bookmarkStart w:colFirst="0" w:colLast="0" w:name="_urjl4tcvtgst" w:id="6"/>
-      <w:bookmarkEnd w:id="6"/>
+      <w:bookmarkStart w:colFirst="0" w:colLast="0" w:name="_urjl4tcvtgst" w:id="5"/>
+      <w:bookmarkEnd w:id="5"/>
       <w:r>
         <w:rPr>
           <w:rtl w:val="0"/>
@@ -2022,8 +1571,8 @@
         <w:pStyle w:val="Heading3"/>
         <w:rPr/>
       </w:pPr>
-      <w:bookmarkStart w:colFirst="0" w:colLast="0" w:name="_g6g96jpxsppc" w:id="7"/>
-      <w:bookmarkEnd w:id="7"/>
+      <w:bookmarkStart w:colFirst="0" w:colLast="0" w:name="_g6g96jpxsppc" w:id="6"/>
+      <w:bookmarkEnd w:id="6"/>
       <w:r>
         <w:rPr>
           <w:rtl w:val="0"/>
@@ -2144,8 +1693,8 @@
         <w:spacing w:after="80" w:lineRule="auto"/>
         <w:rPr/>
       </w:pPr>
-      <w:bookmarkStart w:colFirst="0" w:colLast="0" w:name="_sbrby2y9bnkn" w:id="8"/>
-      <w:bookmarkEnd w:id="8"/>
+      <w:bookmarkStart w:colFirst="0" w:colLast="0" w:name="_sbrby2y9bnkn" w:id="7"/>
+      <w:bookmarkEnd w:id="7"/>
       <w:r>
         <w:rPr>
           <w:rtl w:val="0"/>
@@ -2161,8 +1710,8 @@
         <w:spacing w:after="80" w:lineRule="auto"/>
         <w:rPr/>
       </w:pPr>
-      <w:bookmarkStart w:colFirst="0" w:colLast="0" w:name="_8k98z6naz0kd" w:id="9"/>
-      <w:bookmarkEnd w:id="9"/>
+      <w:bookmarkStart w:colFirst="0" w:colLast="0" w:name="_8k98z6naz0kd" w:id="8"/>
+      <w:bookmarkEnd w:id="8"/>
       <w:r>
         <w:rPr>
           <w:rtl w:val="0"/>
@@ -2208,8 +1757,8 @@
         <w:spacing w:after="80" w:lineRule="auto"/>
         <w:rPr/>
       </w:pPr>
-      <w:bookmarkStart w:colFirst="0" w:colLast="0" w:name="_695qoukifaj2" w:id="10"/>
-      <w:bookmarkEnd w:id="10"/>
+      <w:bookmarkStart w:colFirst="0" w:colLast="0" w:name="_695qoukifaj2" w:id="9"/>
+      <w:bookmarkEnd w:id="9"/>
       <w:r>
         <w:rPr>
           <w:rtl w:val="0"/>
@@ -2249,8 +1798,8 @@
         <w:spacing w:after="80" w:lineRule="auto"/>
         <w:rPr/>
       </w:pPr>
-      <w:bookmarkStart w:colFirst="0" w:colLast="0" w:name="_1n4lcunofao1" w:id="11"/>
-      <w:bookmarkEnd w:id="11"/>
+      <w:bookmarkStart w:colFirst="0" w:colLast="0" w:name="_1n4lcunofao1" w:id="10"/>
+      <w:bookmarkEnd w:id="10"/>
       <w:r>
         <w:rPr>
           <w:rtl w:val="0"/>
@@ -2266,8 +1815,8 @@
         <w:spacing w:after="80" w:lineRule="auto"/>
         <w:rPr/>
       </w:pPr>
-      <w:bookmarkStart w:colFirst="0" w:colLast="0" w:name="_kg6wb2m4a8es" w:id="12"/>
-      <w:bookmarkEnd w:id="12"/>
+      <w:bookmarkStart w:colFirst="0" w:colLast="0" w:name="_kg6wb2m4a8es" w:id="11"/>
+      <w:bookmarkEnd w:id="11"/>
       <w:r>
         <w:rPr>
           <w:rtl w:val="0"/>
@@ -2320,8 +1869,8 @@
         <w:spacing w:after="80" w:lineRule="auto"/>
         <w:rPr/>
       </w:pPr>
-      <w:bookmarkStart w:colFirst="0" w:colLast="0" w:name="_okh16mixju0w" w:id="13"/>
-      <w:bookmarkEnd w:id="13"/>
+      <w:bookmarkStart w:colFirst="0" w:colLast="0" w:name="_okh16mixju0w" w:id="12"/>
+      <w:bookmarkEnd w:id="12"/>
       <w:r>
         <w:rPr>
           <w:rtl w:val="0"/>
@@ -2337,8 +1886,8 @@
         <w:spacing w:after="80" w:lineRule="auto"/>
         <w:rPr/>
       </w:pPr>
-      <w:bookmarkStart w:colFirst="0" w:colLast="0" w:name="_yyx25zg3laxg" w:id="14"/>
-      <w:bookmarkEnd w:id="14"/>
+      <w:bookmarkStart w:colFirst="0" w:colLast="0" w:name="_yyx25zg3laxg" w:id="13"/>
+      <w:bookmarkEnd w:id="13"/>
       <w:r>
         <w:rPr>
           <w:rtl w:val="0"/>
@@ -2645,8 +2194,8 @@
         <w:spacing w:after="80" w:lineRule="auto"/>
         <w:rPr/>
       </w:pPr>
-      <w:bookmarkStart w:colFirst="0" w:colLast="0" w:name="_u7z6t1ihtjbr" w:id="15"/>
-      <w:bookmarkEnd w:id="15"/>
+      <w:bookmarkStart w:colFirst="0" w:colLast="0" w:name="_u7z6t1ihtjbr" w:id="14"/>
+      <w:bookmarkEnd w:id="14"/>
       <w:r>
         <w:rPr>
           <w:rtl w:val="0"/>
@@ -2668,7 +2217,7 @@
       <w:pPr>
         <w:numPr>
           <w:ilvl w:val="0"/>
-          <w:numId w:val="14"/>
+          <w:numId w:val="13"/>
         </w:numPr>
         <w:ind w:left="720" w:hanging="360"/>
         <w:rPr/>
@@ -2714,8 +2263,8 @@
         <w:spacing w:after="80" w:lineRule="auto"/>
         <w:rPr/>
       </w:pPr>
-      <w:bookmarkStart w:colFirst="0" w:colLast="0" w:name="_jjhsbi8e5kcr" w:id="16"/>
-      <w:bookmarkEnd w:id="16"/>
+      <w:bookmarkStart w:colFirst="0" w:colLast="0" w:name="_jjhsbi8e5kcr" w:id="15"/>
+      <w:bookmarkEnd w:id="15"/>
       <w:r>
         <w:rPr>
           <w:rtl w:val="0"/>
@@ -2732,8 +2281,8 @@
         <w:spacing w:after="80" w:lineRule="auto"/>
         <w:rPr/>
       </w:pPr>
-      <w:bookmarkStart w:colFirst="0" w:colLast="0" w:name="_byh8attlxayt" w:id="17"/>
-      <w:bookmarkEnd w:id="17"/>
+      <w:bookmarkStart w:colFirst="0" w:colLast="0" w:name="_byh8attlxayt" w:id="16"/>
+      <w:bookmarkEnd w:id="16"/>
       <w:r>
         <w:rPr>
           <w:rtl w:val="0"/>
@@ -2749,8 +2298,8 @@
         <w:spacing w:after="80" w:lineRule="auto"/>
         <w:rPr/>
       </w:pPr>
-      <w:bookmarkStart w:colFirst="0" w:colLast="0" w:name="_uvf07ydeosw" w:id="18"/>
-      <w:bookmarkEnd w:id="18"/>
+      <w:bookmarkStart w:colFirst="0" w:colLast="0" w:name="_uvf07ydeosw" w:id="17"/>
+      <w:bookmarkEnd w:id="17"/>
       <w:r>
         <w:rPr>
           <w:rtl w:val="0"/>
@@ -2877,8 +2426,8 @@
         <w:spacing w:after="80" w:lineRule="auto"/>
         <w:rPr/>
       </w:pPr>
-      <w:bookmarkStart w:colFirst="0" w:colLast="0" w:name="_aynmqmd0goyz" w:id="19"/>
-      <w:bookmarkEnd w:id="19"/>
+      <w:bookmarkStart w:colFirst="0" w:colLast="0" w:name="_aynmqmd0goyz" w:id="18"/>
+      <w:bookmarkEnd w:id="18"/>
       <w:r>
         <w:rPr>
           <w:rtl w:val="0"/>
@@ -2894,8 +2443,8 @@
         <w:spacing w:after="80" w:lineRule="auto"/>
         <w:rPr/>
       </w:pPr>
-      <w:bookmarkStart w:colFirst="0" w:colLast="0" w:name="_w8iq5yobxypu" w:id="20"/>
-      <w:bookmarkEnd w:id="20"/>
+      <w:bookmarkStart w:colFirst="0" w:colLast="0" w:name="_w8iq5yobxypu" w:id="19"/>
+      <w:bookmarkEnd w:id="19"/>
       <w:r>
         <w:rPr>
           <w:rtl w:val="0"/>
@@ -2993,8 +2542,8 @@
         <w:spacing w:after="240" w:before="240" w:lineRule="auto"/>
         <w:rPr/>
       </w:pPr>
-      <w:bookmarkStart w:colFirst="0" w:colLast="0" w:name="_lw07z2ttguy6" w:id="21"/>
-      <w:bookmarkEnd w:id="21"/>
+      <w:bookmarkStart w:colFirst="0" w:colLast="0" w:name="_lw07z2ttguy6" w:id="20"/>
+      <w:bookmarkEnd w:id="20"/>
       <w:r>
         <w:rPr>
           <w:rtl w:val="0"/>
@@ -3132,8 +2681,8 @@
         <w:spacing w:after="240" w:before="240" w:lineRule="auto"/>
         <w:rPr/>
       </w:pPr>
-      <w:bookmarkStart w:colFirst="0" w:colLast="0" w:name="_83ahqlwuoy7v" w:id="22"/>
-      <w:bookmarkEnd w:id="22"/>
+      <w:bookmarkStart w:colFirst="0" w:colLast="0" w:name="_83ahqlwuoy7v" w:id="21"/>
+      <w:bookmarkEnd w:id="21"/>
       <w:r>
         <w:rPr>
           <w:rtl w:val="0"/>
@@ -3442,8 +2991,8 @@
           <w:szCs w:val="24"/>
         </w:rPr>
       </w:pPr>
-      <w:bookmarkStart w:colFirst="0" w:colLast="0" w:name="_p9lg6jfp9fgz" w:id="23"/>
-      <w:bookmarkEnd w:id="23"/>
+      <w:bookmarkStart w:colFirst="0" w:colLast="0" w:name="_p9lg6jfp9fgz" w:id="22"/>
+      <w:bookmarkEnd w:id="22"/>
       <w:r>
         <w:rPr>
           <w:rtl w:val="0"/>
@@ -4839,116 +4388,6 @@
     </w:lvl>
   </w:abstractNum>
   <w:abstractNum w:abstractNumId="13">
-    <w:lvl w:ilvl="0">
-      <w:start w:val="1"/>
-      <w:numFmt w:val="bullet"/>
-      <w:lvlText w:val="●"/>
-      <w:lvlJc w:val="left"/>
-      <w:pPr>
-        <w:ind w:left="720" w:hanging="360"/>
-      </w:pPr>
-      <w:rPr>
-        <w:u w:val="none"/>
-      </w:rPr>
-    </w:lvl>
-    <w:lvl w:ilvl="1">
-      <w:start w:val="1"/>
-      <w:numFmt w:val="bullet"/>
-      <w:lvlText w:val="●"/>
-      <w:lvlJc w:val="left"/>
-      <w:pPr>
-        <w:ind w:left="1440" w:hanging="360"/>
-      </w:pPr>
-      <w:rPr>
-        <w:u w:val="none"/>
-      </w:rPr>
-    </w:lvl>
-    <w:lvl w:ilvl="2">
-      <w:start w:val="1"/>
-      <w:numFmt w:val="bullet"/>
-      <w:lvlText w:val="●"/>
-      <w:lvlJc w:val="left"/>
-      <w:pPr>
-        <w:ind w:left="2160" w:hanging="360"/>
-      </w:pPr>
-      <w:rPr>
-        <w:u w:val="none"/>
-      </w:rPr>
-    </w:lvl>
-    <w:lvl w:ilvl="3">
-      <w:start w:val="1"/>
-      <w:numFmt w:val="bullet"/>
-      <w:lvlText w:val="●"/>
-      <w:lvlJc w:val="left"/>
-      <w:pPr>
-        <w:ind w:left="2880" w:hanging="360"/>
-      </w:pPr>
-      <w:rPr>
-        <w:u w:val="none"/>
-      </w:rPr>
-    </w:lvl>
-    <w:lvl w:ilvl="4">
-      <w:start w:val="1"/>
-      <w:numFmt w:val="bullet"/>
-      <w:lvlText w:val="●"/>
-      <w:lvlJc w:val="left"/>
-      <w:pPr>
-        <w:ind w:left="3600" w:hanging="360"/>
-      </w:pPr>
-      <w:rPr>
-        <w:u w:val="none"/>
-      </w:rPr>
-    </w:lvl>
-    <w:lvl w:ilvl="5">
-      <w:start w:val="1"/>
-      <w:numFmt w:val="bullet"/>
-      <w:lvlText w:val="●"/>
-      <w:lvlJc w:val="left"/>
-      <w:pPr>
-        <w:ind w:left="4320" w:hanging="360"/>
-      </w:pPr>
-      <w:rPr>
-        <w:u w:val="none"/>
-      </w:rPr>
-    </w:lvl>
-    <w:lvl w:ilvl="6">
-      <w:start w:val="1"/>
-      <w:numFmt w:val="bullet"/>
-      <w:lvlText w:val="●"/>
-      <w:lvlJc w:val="left"/>
-      <w:pPr>
-        <w:ind w:left="5040" w:hanging="360"/>
-      </w:pPr>
-      <w:rPr>
-        <w:u w:val="none"/>
-      </w:rPr>
-    </w:lvl>
-    <w:lvl w:ilvl="7">
-      <w:start w:val="1"/>
-      <w:numFmt w:val="bullet"/>
-      <w:lvlText w:val="●"/>
-      <w:lvlJc w:val="left"/>
-      <w:pPr>
-        <w:ind w:left="5760" w:hanging="360"/>
-      </w:pPr>
-      <w:rPr>
-        <w:u w:val="none"/>
-      </w:rPr>
-    </w:lvl>
-    <w:lvl w:ilvl="8">
-      <w:start w:val="1"/>
-      <w:numFmt w:val="bullet"/>
-      <w:lvlText w:val="●"/>
-      <w:lvlJc w:val="left"/>
-      <w:pPr>
-        <w:ind w:left="6480" w:hanging="360"/>
-      </w:pPr>
-      <w:rPr>
-        <w:u w:val="none"/>
-      </w:rPr>
-    </w:lvl>
-  </w:abstractNum>
-  <w:abstractNum w:abstractNumId="14">
     <w:lvl w:ilvl="0">
       <w:start w:val="1"/>
       <w:numFmt w:val="bullet"/>
@@ -5097,9 +4536,6 @@
   <w:num w:numId="13">
     <w:abstractNumId w:val="13"/>
   </w:num>
-  <w:num w:numId="14">
-    <w:abstractNumId w:val="14"/>
-  </w:num>
 </w:numbering>
 </file>
 
@@ -5124,7 +4560,7 @@
     <w:name w:val="normal"/>
   </w:style>
   <w:style w:type="table" w:styleId="TableNormal" w:default="1">
-    <w:name w:val="Table Normal"/>
+    <w:name w:val="TableNormal"/>
   </w:style>
   <w:style w:type="paragraph" w:styleId="Heading1">
     <w:name w:val="heading 1"/>
